--- a/outputs/三上國語第一課_全方位教案活動與學習單.docx
+++ b/outputs/三上國語第一課_全方位教案活動與學習單.docx
@@ -15,7 +15,7 @@
         </w:rPr>
         <w:t>三上南一國語 第一課《你好，新朋友》</w:t>
         <w:br/>
-        <w:t>全方位備課教案、課堂重點、趣味活動與學習單</w:t>
+        <w:t>全方位備課教案、課堂重點、硬筆字指引與學習單</w:t>
       </w:r>
     </w:p>
     <w:p>
@@ -58,7 +58,7 @@
           <w:b w:val="0"/>
           <w:sz w:val="23"/>
         </w:rPr>
-        <w:t>【設計理念】配合南一版三上國語第一課《你好，新朋友》童詩主題，融合 SOIL 六引擎教學架構與 MAPS 讀寫結合。將全課拆解為四節課，每節課均包含引起動機、重點解說與 5-15 分鐘的大屏微遊戲，達到高互動與全員參與目標。</w:t>
+        <w:t>【設計理念】配合南一版三上國語第一課《你好，新朋友》童詩主題，融合 SOIL 六引擎教學架構與 MAPS 讀寫結合。將全課拆解為四節課，每節課均包含引起動機、重點解說、生字硬筆字教學與 5-15 分鐘的大屏微遊戲，達到高互動與全員參與目標。</w:t>
       </w:r>
     </w:p>
     <w:p>
@@ -97,7 +97,7 @@
           <w:b w:val="0"/>
           <w:sz w:val="23"/>
         </w:rPr>
-        <w:t>• 第二節課：字詞硬筆與部首探險（15個生字筆劃部首演示、多音字擂台、生字大屏 3D 翻牌遊戲）</w:t>
+        <w:t>• 第二節課：字詞硬筆與部首探險（精選生字硬筆字間架與筆順、多音字擂台、生字大屏 3D 翻牌遊戲）</w:t>
       </w:r>
     </w:p>
     <w:p>
@@ -197,19 +197,6 @@
     </w:p>
     <w:p>
       <w:pPr>
-        <w:spacing w:after="80"/>
-      </w:pPr>
-      <w:r>
-        <w:rPr>
-          <w:rFonts w:ascii="微軟正黑體" w:hAnsi="微軟正黑體"/>
-          <w:b w:val="0"/>
-          <w:sz w:val="23"/>
-        </w:rPr>
-        <w:t>3. 朗讀策略：採「角色分組接龍朗讀」，第一組太陽、第二組雲雀、第三組風、第四組豆子。</w:t>
-      </w:r>
-    </w:p>
-    <w:p>
-      <w:pPr>
         <w:pStyle w:val="Heading2"/>
         <w:spacing w:before="200" w:after="80"/>
       </w:pPr>
@@ -220,7 +207,7 @@
           <w:color w:val="1E3A8A"/>
           <w:sz w:val="26"/>
         </w:rPr>
-        <w:t>第 2 節課重點整理：15個重點生字、硬筆筆劃、多音字與成語</w:t>
+        <w:t>第 2 節課重點整理：15個生字、硬筆字間架結構與多音字</w:t>
       </w:r>
     </w:p>
     <w:p>
@@ -246,19 +233,72 @@
           <w:b w:val="0"/>
           <w:sz w:val="23"/>
         </w:rPr>
-        <w:t>2. 生字延伸成語與詞語：</w:t>
-        <w:br/>
-        <w:t xml:space="preserve">   • 泥（水部，8畫）：拖泥帶水</w:t>
-        <w:br/>
-        <w:t xml:space="preserve">   • 化（匕部，4畫）：千變萬化</w:t>
-        <w:br/>
-        <w:t xml:space="preserve">   • 雀（隹部，11畫）：雲雀、孔雀</w:t>
-        <w:br/>
-        <w:t xml:space="preserve">   • 輕（車部，14畫）：輕快、輕鬆</w:t>
-        <w:br/>
-        <w:t xml:space="preserve">   • 脆（肉部，10畫）：清脆、乾脆</w:t>
-        <w:br/>
-        <w:t xml:space="preserve">   • 髮（髟部，15畫）：千鈞一髮</w:t>
+        <w:t>2. ✒️ 精選生字硬筆字間架結構與運筆秘訣（指導重點）：</w:t>
+      </w:r>
+    </w:p>
+    <w:p>
+      <w:pPr>
+        <w:spacing w:after="80"/>
+      </w:pPr>
+      <w:r>
+        <w:rPr>
+          <w:rFonts w:ascii="微軟正黑體" w:hAnsi="微軟正黑體"/>
+          <w:b w:val="0"/>
+          <w:sz w:val="23"/>
+        </w:rPr>
+        <w:t xml:space="preserve">   • 【泥】（水部，8畫 | 左右結構 1:2）：三點水呈弧形，第三筆由左下向右上「提」出指向右側。右側「尼」字橫折要左緊右舒。</w:t>
+      </w:r>
+    </w:p>
+    <w:p>
+      <w:pPr>
+        <w:spacing w:after="80"/>
+      </w:pPr>
+      <w:r>
+        <w:rPr>
+          <w:rFonts w:ascii="微軟正黑體" w:hAnsi="微軟正黑體"/>
+          <w:b w:val="0"/>
+          <w:sz w:val="23"/>
+        </w:rPr>
+        <w:t xml:space="preserve">   • 【輕】（車部，14畫 | 偏旁變形 1:2）：左側「車」字作為偏旁時，末筆「橫」要改為「提」（左低右高）。右側橫畫平行勻稱。</w:t>
+      </w:r>
+    </w:p>
+    <w:p>
+      <w:pPr>
+        <w:spacing w:after="80"/>
+      </w:pPr>
+      <w:r>
+        <w:rPr>
+          <w:rFonts w:ascii="微軟正黑體" w:hAnsi="微軟正黑體"/>
+          <w:b w:val="0"/>
+          <w:sz w:val="23"/>
+        </w:rPr>
+        <w:t xml:space="preserve">   • 【髮】（髟部，15畫 | 上下結構 2:1）：上半部「髟部」長撇要舒展平穩蓋頂；下半部重心居中，筆鋒內聚。</w:t>
+      </w:r>
+    </w:p>
+    <w:p>
+      <w:pPr>
+        <w:spacing w:after="80"/>
+      </w:pPr>
+      <w:r>
+        <w:rPr>
+          <w:rFonts w:ascii="微軟正黑體" w:hAnsi="微軟正黑體"/>
+          <w:b w:val="0"/>
+          <w:sz w:val="23"/>
+        </w:rPr>
+        <w:t xml:space="preserve">   • 【處】（虍部，11畫 | 半包圍結構）：外圍「虍」字頭安定蓋頂，左下「夊」部捺畫為全字主筆，要舒展平滑出腳！</w:t>
+      </w:r>
+    </w:p>
+    <w:p>
+      <w:pPr>
+        <w:spacing w:after="80"/>
+      </w:pPr>
+      <w:r>
+        <w:rPr>
+          <w:rFonts w:ascii="微軟正黑體" w:hAnsi="微軟正黑體"/>
+          <w:b w:val="0"/>
+          <w:sz w:val="23"/>
+        </w:rPr>
+        <w:t xml:space="preserve">   • 【雀】（隹部，11畫 | 上下結構 1:2）：上半部「小」字居中；下半部「隹」字多橫平行，間距嚴格均等，豎畫直立。</w:t>
       </w:r>
     </w:p>
     <w:p>
@@ -303,15 +343,7 @@
           <w:b w:val="0"/>
           <w:sz w:val="23"/>
         </w:rPr>
-        <w:t>1. 四大靈魂修辭：</w:t>
-        <w:br/>
-        <w:t xml:space="preserve">   • 擬人法：太陽伸出暖暖的手、風用長長的頭髮接住樹葉。</w:t>
-        <w:br/>
-        <w:t xml:space="preserve">   • 疊字法：暖暖的手、拍拍小草、閃閃發亮、慢慢落下、長長的頭髮、呼呼的說。</w:t>
-        <w:br/>
-        <w:t xml:space="preserve">   • 摹寫法：觸覺（暖暖的手）、視覺（閃閃發亮）、聽覺（清脆歌聲）。</w:t>
-        <w:br/>
-        <w:t xml:space="preserve">   • 類疊法：帶你去聞百合的花香，／帶你去看成群的綿羊。</w:t>
+        <w:t>1. 四大靈魂修辭：擬人法（太陽伸出手）、疊字法（暖暖的手）、摹寫法（清脆歌聲）、類疊法（帶你去聞…帶你去看…）。</w:t>
       </w:r>
     </w:p>
     <w:p>
@@ -324,11 +356,7 @@
           <w:b w:val="0"/>
           <w:sz w:val="23"/>
         </w:rPr>
-        <w:t>2. MAPS 觀點探究思考：</w:t>
-        <w:br/>
-        <w:t xml:space="preserve">   • 推論小雲雀與風性格：小雲雀樂於分享歌聲；風溫柔樂於助人。</w:t>
-        <w:br/>
-        <w:t xml:space="preserve">   • 比較熱情展現：「伸出暖暖的手，拍拍小草」透過肢體與溫度更具體展現擬人的親切感！</w:t>
+        <w:t>2. MAPS 觀點探究思考：比較「伸出暖暖的手，拍拍小草」與單純「陽光照著小草」，前者透過肢體與溫度更具體展現擬人的親切感。</w:t>
       </w:r>
     </w:p>
     <w:p>
@@ -356,13 +384,7 @@
           <w:b w:val="0"/>
           <w:sz w:val="23"/>
         </w:rPr>
-        <w:t>1. 自我介紹三部曲：</w:t>
-        <w:br/>
-        <w:t xml:space="preserve">   • 首部曲（問好報姓名）：大家好！我叫王小豆，大家可以叫我小豆子。</w:t>
-        <w:br/>
-        <w:t xml:space="preserve">   • 二部曲（特質與專長）：我是一個開朗的人，專長是踢足球，興趣是看漫畫……</w:t>
-        <w:br/>
-        <w:t xml:space="preserve">   • 三部曲（結語與期許）：升上三年級，希望能和大家成為好朋友，謝謝大家！</w:t>
+        <w:t>1. 自我介紹三部曲：問好報姓名 ➔ 特質與專長 ➔ 結語與期許。</w:t>
       </w:r>
     </w:p>
     <w:p>
@@ -423,7 +445,7 @@
           <w:b w:val="0"/>
           <w:sz w:val="23"/>
         </w:rPr>
-        <w:t>1. 活動目標：透過課間 10-15 分鐘的互動遊戲，協助剛升上三年級重新分班的學生認識彼此，增進同儕情誼與口語表達自信。</w:t>
+        <w:t>1. 第一階段【Bingo 尋寶連線】（10分鐘）：在教室尋找符合 9 格條件（如：喜歡運動、會畫畫）的同學親筆簽名，連成兩條線者喊出「你好，新朋友！」。</w:t>
       </w:r>
     </w:p>
     <w:p>
@@ -436,11 +458,7 @@
           <w:b w:val="0"/>
           <w:sz w:val="23"/>
         </w:rPr>
-        <w:t>2. 活動流程：</w:t>
-        <w:br/>
-        <w:t xml:space="preserve">   • 第一階段【Bingo 尋寶連線】（10分鐘）：發下學習單「任務三」，學生在教室內尋找符合 9 格條件（如：喜歡運動、會畫畫、暑假有去玩）的同學，請對方在格子裡親筆簽名，最快連成兩條線者喊出「你好，新朋友！」並領取小獎勵。</w:t>
-        <w:br/>
-        <w:t xml:space="preserve">   • 第二階段【星光伸展台】（10分鐘）：老師隨機抽出學習單，邀請學生上台進行「自我介紹三部曲」發表，全班給予掌賞鼓勵。</w:t>
+        <w:t>2. 第二階段【星光伸展台】（10分鐘）：隨機抽籤上台進行自我介紹三部曲發表。</w:t>
       </w:r>
     </w:p>
     <w:p>
@@ -661,19 +679,6 @@
           <w:sz w:val="26"/>
         </w:rPr>
         <w:t>任務三：班級交友 Bingo 大搜查（9格簽名尋寶遊戲）</w:t>
-      </w:r>
-    </w:p>
-    <w:p>
-      <w:pPr>
-        <w:spacing w:after="80"/>
-      </w:pPr>
-      <w:r>
-        <w:rPr>
-          <w:rFonts w:ascii="微軟正黑體" w:hAnsi="微軟正黑體"/>
-          <w:b w:val="0"/>
-          <w:sz w:val="23"/>
-        </w:rPr>
-        <w:t>說明：請在教室尋找符合下列條件的同學，請他在格子中【親筆簽名】，最快連成兩條線者獲勝！</w:t>
       </w:r>
     </w:p>
     <w:tbl>
@@ -900,7 +905,7 @@
           <w:b w:val="0"/>
           <w:sz w:val="23"/>
         </w:rPr>
-        <w:t>請參考下列句型，向全班介紹你剛認識的新朋友：</w:t>
+        <w:t>請參考下列句型向全班介紹新朋友：</w:t>
         <w:br/>
         <w:t>「大家好！我想介紹我的新朋友叫__________。他最喜歡__________，專長是__________。希望大家新學期都能和他成為好朋友！」</w:t>
       </w:r>
@@ -948,20 +953,7 @@
           <w:b w:val="0"/>
           <w:sz w:val="23"/>
         </w:rPr>
-        <w:t>【任務二解答】學生發揮寫作，符合通順與特點描述即可。</w:t>
-      </w:r>
-    </w:p>
-    <w:p>
-      <w:pPr>
-        <w:spacing w:after="80"/>
-      </w:pPr>
-      <w:r>
-        <w:rPr>
-          <w:rFonts w:ascii="微軟正黑體" w:hAnsi="微軟正黑體"/>
-          <w:b w:val="0"/>
-          <w:sz w:val="23"/>
-        </w:rPr>
-        <w:t>【任務三解答】連成兩條線即可算 Bingo 完成挑戰。</w:t>
+        <w:t>【硬筆字評量標準】字形結構對稱、左窄右寬比例正確、筆畫流暢不出格。</w:t>
       </w:r>
     </w:p>
     <w:sectPr>
